--- a/papers/P8_linguistic_fossils/revision_v0.2/P8_revision_v0.3_tracked_changes.docx
+++ b/papers/P8_linguistic_fossils/revision_v0.2/P8_revision_v0.3_tracked_changes.docx
@@ -97,7 +97,7 @@
         </w:rPr>
       </w:pPr>
       <w:bookmarkStart w:id="15" w:name="introduction"/>
-      <w:moveFromRangeStart w:id="16" w:author="Author" w:name="move242358490"/>
+      <w:moveFromRangeStart w:id="16" w:author="Author" w:name="move242359905"/>
       <w:moveFrom w:id="17" w:author="Author">
         <w:r>
           <w:t>Introduction</w:t>
@@ -201,7 +201,7 @@
         </w:rPr>
       </w:pPr>
       <w:bookmarkStart w:id="30" w:name="sec:data"/>
-      <w:moveFromRangeStart w:id="31" w:author="Author" w:name="move242358491"/>
+      <w:moveFromRangeStart w:id="31" w:author="Author" w:name="move242359906"/>
       <w:moveFrom w:id="32" w:author="Author">
         <w:r>
           <w:t>Data</w:t>
@@ -1436,7 +1436,7 @@
       <w:bookmarkEnd w:id="27"/>
       <w:bookmarkEnd w:id="124"/>
       <w:bookmarkEnd w:id="143"/>
-      <w:moveFromRangeStart w:id="149" w:author="Author" w:name="move242358492"/>
+      <w:moveFromRangeStart w:id="149" w:author="Author" w:name="move242359907"/>
       <w:moveFrom w:id="150" w:author="Author">
         <w:r>
           <w:t>Results</w:t>
@@ -1584,7 +1584,7 @@
           <w:ins w:id="169" w:author="Author"/>
         </w:rPr>
       </w:pPr>
-      <w:moveToRangeStart w:id="170" w:author="Author" w:name="move242358490"/>
+      <w:moveToRangeStart w:id="170" w:author="Author" w:name="move242359905"/>
       <w:moveTo w:id="171" w:author="Author">
         <w:r>
           <w:t>Introduction</w:t>
@@ -1720,7 +1720,7 @@
           <w:ins w:id="183" w:author="Author"/>
         </w:rPr>
       </w:pPr>
-      <w:moveToRangeStart w:id="184" w:author="Author" w:name="move242358491"/>
+      <w:moveToRangeStart w:id="184" w:author="Author" w:name="move242359906"/>
       <w:moveTo w:id="185" w:author="Author">
         <w:r>
           <w:t>Data</w:t>
@@ -2260,7 +2260,7 @@
           <w:ins w:id="228" w:author="Author"/>
         </w:rPr>
       </w:pPr>
-      <w:moveToRangeStart w:id="229" w:author="Author" w:name="move242358492"/>
+      <w:moveToRangeStart w:id="229" w:author="Author" w:name="move242359907"/>
       <w:moveTo w:id="230" w:author="Author">
         <w:r>
           <w:t>Results</w:t>
@@ -3614,7 +3614,7 @@
             <w:pPr>
               <w:pStyle w:val="Compact"/>
             </w:pPr>
-            <w:moveFromRangeStart w:id="338" w:author="Author" w:name="move242358493"/>
+            <w:moveFromRangeStart w:id="338" w:author="Author" w:name="move242359908"/>
             <w:moveFrom w:id="339" w:author="Author">
               <w:r>
                 <w:t>Classifier</w:t>
@@ -3691,7 +3691,7 @@
               <w:pStyle w:val="Compact"/>
               <w:jc w:val="center"/>
             </w:pPr>
-            <w:moveFromRangeStart w:id="345" w:author="Author" w:name="move242358494"/>
+            <w:moveFromRangeStart w:id="345" w:author="Author" w:name="move242359909"/>
             <w:moveFrom w:id="346" w:author="Author">
               <w:r>
                 <w:t>Accuracy</w:t>
@@ -3743,7 +3743,7 @@
             <w:pPr>
               <w:pStyle w:val="Compact"/>
             </w:pPr>
-            <w:moveFromRangeStart w:id="351" w:author="Author" w:name="move242358495"/>
+            <w:moveFromRangeStart w:id="351" w:author="Author" w:name="move242359910"/>
             <w:moveFrom w:id="352" w:author="Author">
               <w:r>
                 <w:t>XGBoost</w:t>
@@ -3911,7 +3911,7 @@
                 <w:delText>1.000 ± 0.000</w:delText>
               </w:r>
             </w:del>
-            <w:moveToRangeStart w:id="367" w:author="Author" w:name="move242358496"/>
+            <w:moveToRangeStart w:id="367" w:author="Author" w:name="move242359911"/>
             <w:moveTo w:id="368" w:author="Author">
               <w:r>
                 <w:t>28.4</w:t>
@@ -4795,7 +4795,7 @@
                 <w:b w:val="0"/>
               </w:rPr>
             </w:pPr>
-            <w:moveToRangeStart w:id="454" w:author="Author" w:name="move242358493"/>
+            <w:moveToRangeStart w:id="454" w:author="Author" w:name="move242359908"/>
             <w:moveTo w:id="455" w:author="Author">
               <w:r>
                 <w:t>Classifier</w:t>
@@ -4835,7 +4835,7 @@
                 <w:delText>F1</w:delText>
               </w:r>
             </w:del>
-            <w:moveToRangeStart w:id="457" w:author="Author" w:name="move242358494"/>
+            <w:moveToRangeStart w:id="457" w:author="Author" w:name="move242359909"/>
             <w:moveTo w:id="458" w:author="Author">
               <w:r>
                 <w:t>Accuracy</w:t>
@@ -4853,7 +4853,7 @@
               <w:pStyle w:val="Compact"/>
               <w:jc w:val="right"/>
             </w:pPr>
-            <w:moveFromRangeStart w:id="459" w:author="Author" w:name="move242358497"/>
+            <w:moveFromRangeStart w:id="459" w:author="Author" w:name="move242359912"/>
             <w:moveFrom w:id="460" w:author="Author">
               <w:r>
                 <w:t>Acc.</w:t>
@@ -5684,7 +5684,7 @@
                 <w:i/>
               </w:rPr>
             </w:pPr>
-            <w:moveToRangeStart w:id="530" w:author="Author" w:name="move242358495"/>
+            <w:moveToRangeStart w:id="530" w:author="Author" w:name="move242359910"/>
             <w:moveTo w:id="531" w:author="Author">
               <w:r>
                 <w:t>XGBoost</w:t>
@@ -6607,7 +6607,7 @@
                 <w:delText>LOLO ≥0.65</w:delText>
               </w:r>
             </w:del>
-            <w:moveToRangeStart w:id="612" w:author="Author" w:name="move242358497"/>
+            <w:moveToRangeStart w:id="612" w:author="Author" w:name="move242359912"/>
             <w:moveTo w:id="613" w:author="Author">
               <w:r>
                 <w:t>Acc.</w:t>
@@ -13978,7 +13978,7 @@
               <w:pStyle w:val="Compact"/>
               <w:jc w:val="right"/>
             </w:pPr>
-            <w:moveFromRangeStart w:id="1354" w:author="Author" w:name="move242358496"/>
+            <w:moveFromRangeStart w:id="1354" w:author="Author" w:name="move242359911"/>
             <w:moveFrom w:id="1355" w:author="Author">
               <w:r>
                 <w:t>28.4</w:t>
@@ -16455,7 +16455,7 @@
           <w:delText>1995.</w:delText>
         </w:r>
       </w:del>
-      <w:moveToRangeStart w:id="1574" w:author="Author" w:name="move242358498"/>
+      <w:moveToRangeStart w:id="1574" w:author="Author" w:name="move242359913"/>
       <w:moveTo w:id="1575" w:author="Author">
         <w:r>
           <w:t xml:space="preserve">. 1996. </w:t>
@@ -16497,7 +16497,7 @@
       </w:pPr>
       <w:bookmarkStart w:id="1579" w:name="ref-blust2009"/>
       <w:bookmarkEnd w:id="1569"/>
-      <w:moveFromRangeStart w:id="1580" w:author="Author" w:name="move242358499"/>
+      <w:moveFromRangeStart w:id="1580" w:author="Author" w:name="move242359914"/>
       <w:moveFrom w:id="1581" w:author="Author">
         <w:r>
           <w:t xml:space="preserve">Blust, Robert. </w:t>
@@ -16553,7 +16553,7 @@
       <w:pPr>
         <w:pStyle w:val="Bibliography"/>
       </w:pPr>
-      <w:moveToRangeStart w:id="1587" w:author="Author" w:name="move242358499"/>
+      <w:moveToRangeStart w:id="1587" w:author="Author" w:name="move242359914"/>
       <w:moveTo w:id="1588" w:author="Author">
         <w:r>
           <w:t xml:space="preserve">Blust, Robert. </w:t>
@@ -16759,7 +16759,7 @@
           <w:delText>. Leiden / Jakarta: E.</w:delText>
         </w:r>
       </w:del>
-      <w:moveFromRangeStart w:id="1609" w:author="Author" w:name="move242358500"/>
+      <w:moveFromRangeStart w:id="1609" w:author="Author" w:name="move242359915"/>
       <w:moveFrom w:id="1610" w:author="Author">
         <w:r>
           <w:t xml:space="preserve"> J. </w:t>
@@ -17005,7 +17005,7 @@
           <w:delText>Ester, Martin, Hans-Peter Kriegel, Jörg Sander and Xiaowei Xu</w:delText>
         </w:r>
       </w:del>
-      <w:moveFromRangeStart w:id="1631" w:author="Author" w:name="move242358498"/>
+      <w:moveFromRangeStart w:id="1631" w:author="Author" w:name="move242359913"/>
       <w:moveFrom w:id="1632" w:author="Author">
         <w:r>
           <w:t xml:space="preserve">. 1996. </w:t>
@@ -17440,18 +17440,23 @@
         </w:rPr>
         <w:t>Advances in neural information processing systems 30</w:t>
       </w:r>
+      <w:del w:id="1666" w:author="Author">
+        <w:r>
+          <w:delText>, 4765–4774</w:delText>
+        </w:r>
+      </w:del>
       <w:r>
-        <w:t>, 4765–4774.</w:t>
+        <w:t>.</w:t>
       </w:r>
     </w:p>
     <w:p>
       <w:pPr>
         <w:pStyle w:val="OLreferencelist"/>
         <w:rPr>
-          <w:ins w:id="1666" w:author="Author"/>
-        </w:rPr>
-      </w:pPr>
-      <w:ins w:id="1667" w:author="Author">
+          <w:ins w:id="1667" w:author="Author"/>
+        </w:rPr>
+      </w:pPr>
+      <w:ins w:id="1668" w:author="Author">
         <w:r>
           <w:t>Mead, David. 2003. Evidence for a Celebic supergroup. In John Lynch (ed.), Issues in Austronesian historical phonology (Pacific Linguistics 550), 115–141. Canberra: Pacific Linguistics, The Australian National University. https://doi.org/10.15144/PL-550.115.</w:t>
         </w:r>
@@ -17461,10 +17466,10 @@
       <w:pPr>
         <w:pStyle w:val="OLreferencelist"/>
         <w:rPr>
-          <w:ins w:id="1668" w:author="Author"/>
-        </w:rPr>
-      </w:pPr>
-      <w:ins w:id="1669" w:author="Author">
+          <w:ins w:id="1669" w:author="Author"/>
+        </w:rPr>
+      </w:pPr>
+      <w:ins w:id="1670" w:author="Author">
         <w:r>
           <w:t>Mills, Roger Frederick. 1975. Proto South Sulawesi and Proto Austronesian phonology. Ann Arbor: University of Michigan PhD thesis.</w:t>
         </w:r>
@@ -17474,10 +17479,10 @@
       <w:pPr>
         <w:pStyle w:val="OLreferencelist"/>
         <w:rPr>
-          <w:ins w:id="1670" w:author="Author"/>
-        </w:rPr>
-      </w:pPr>
-      <w:ins w:id="1671" w:author="Author">
+          <w:ins w:id="1671" w:author="Author"/>
+        </w:rPr>
+      </w:pPr>
+      <w:ins w:id="1672" w:author="Author">
         <w:r>
           <w:t>Nahm, Francis Sahngun. 2022. Receiver operating characteristic curve: Overview and practical use for clinicians. Korean Journal of Anesthesiology 75(1). 25–36. https://doi.org/10.4097/kja.21209.</w:t>
         </w:r>
@@ -17487,7 +17492,7 @@
       <w:pPr>
         <w:pStyle w:val="Bibliography"/>
       </w:pPr>
-      <w:bookmarkStart w:id="1672" w:name="ref-pedregosa2011"/>
+      <w:bookmarkStart w:id="1673" w:name="ref-pedregosa2011"/>
       <w:bookmarkEnd w:id="1665"/>
       <w:r>
         <w:t xml:space="preserve">Pedregosa, Fabian, Gaël Varoquaux, Alexandre Gramfort, Vincent Michel, Bertrand Thirion, Olivier Grisel, Mathieu Blondel, et al. 2011. Scikit-learn: Machine learning in Python. </w:t>
@@ -17507,14 +17512,14 @@
       <w:pPr>
         <w:pStyle w:val="Bibliography"/>
       </w:pPr>
-      <w:bookmarkStart w:id="1673" w:name="ref-ross2005"/>
-      <w:bookmarkEnd w:id="1672"/>
-      <w:ins w:id="1674" w:author="Author">
+      <w:bookmarkStart w:id="1674" w:name="ref-ross2005"/>
+      <w:bookmarkEnd w:id="1673"/>
+      <w:ins w:id="1675" w:author="Author">
         <w:r>
           <w:t>Reid, Lawrence A. 1994. Possible non-Austronesian lexical elements in Philippine Negrito</w:t>
         </w:r>
       </w:ins>
-      <w:del w:id="1675" w:author="Author">
+      <w:del w:id="1676" w:author="Author">
         <w:r>
           <w:delText>Ross, Malcolm. 2005. Pronouns as a preliminary diagnostic for grouping Papuan</w:delText>
         </w:r>
@@ -17532,12 +17537,12 @@
       <w:r>
         <w:t xml:space="preserve"> </w:t>
       </w:r>
-      <w:ins w:id="1676" w:author="Author">
+      <w:ins w:id="1677" w:author="Author">
         <w:r>
           <w:t>33(1). 37–72. https://doi.org/10.2307/3623000</w:t>
         </w:r>
       </w:ins>
-      <w:del w:id="1677" w:author="Author">
+      <w:del w:id="1678" w:author="Author">
         <w:r>
           <w:delText>44(2). 343–380</w:delText>
         </w:r>
@@ -17550,10 +17555,10 @@
       <w:pPr>
         <w:pStyle w:val="OLreferencelist"/>
         <w:rPr>
-          <w:ins w:id="1678" w:author="Author"/>
-        </w:rPr>
-      </w:pPr>
-      <w:ins w:id="1679" w:author="Author">
+          <w:ins w:id="1679" w:author="Author"/>
+        </w:rPr>
+      </w:pPr>
+      <w:ins w:id="1680" w:author="Author">
         <w:r>
           <w:t>Sirk, Ülo. 1989. On the evidential basis for the South Sulawesi language group. In James N. Sneddon (ed.), Studies in Sulawesi linguistics, part 1 (NUSA: Linguistic Studies of Indonesian and Other Languages in Indonesia), vol. 31, 55–82. Jakarta: Universitas Katolik Indonesia Atma Jaya.</w:t>
         </w:r>
@@ -17563,17 +17568,17 @@
       <w:pPr>
         <w:pStyle w:val="Bibliography"/>
         <w:rPr>
-          <w:del w:id="1680" w:author="Author"/>
-        </w:rPr>
-      </w:pPr>
-      <w:ins w:id="1681" w:author="Author">
+          <w:del w:id="1681" w:author="Author"/>
+        </w:rPr>
+      </w:pPr>
+      <w:ins w:id="1682" w:author="Author">
         <w:r>
           <w:t>Sneddon,</w:t>
         </w:r>
       </w:ins>
-      <w:bookmarkStart w:id="1682" w:name="ref-swadesh1955"/>
-      <w:bookmarkEnd w:id="1673"/>
-      <w:del w:id="1683" w:author="Author">
+      <w:bookmarkStart w:id="1683" w:name="ref-swadesh1955"/>
+      <w:bookmarkEnd w:id="1674"/>
+      <w:del w:id="1684" w:author="Author">
         <w:r>
           <w:delText xml:space="preserve">Swadesh, Morris. 1955. Towards greater accuracy in lexicostatistic dating. In </w:delText>
         </w:r>
@@ -17593,12 +17598,12 @@
       <w:pPr>
         <w:pStyle w:val="Bibliography"/>
         <w:rPr>
-          <w:del w:id="1684" w:author="Author"/>
-        </w:rPr>
-      </w:pPr>
-      <w:bookmarkStart w:id="1685" w:name="ref-thomason1988"/>
-      <w:bookmarkEnd w:id="1682"/>
-      <w:del w:id="1686" w:author="Author">
+          <w:del w:id="1685" w:author="Author"/>
+        </w:rPr>
+      </w:pPr>
+      <w:bookmarkStart w:id="1686" w:name="ref-thomason1988"/>
+      <w:bookmarkEnd w:id="1683"/>
+      <w:del w:id="1687" w:author="Author">
         <w:r>
           <w:delText xml:space="preserve">Thomason, Sarah Grey and Terrence Kaufman. 1988. </w:delText>
         </w:r>
@@ -17618,12 +17623,12 @@
       <w:pPr>
         <w:pStyle w:val="Bibliography"/>
         <w:rPr>
-          <w:del w:id="1687" w:author="Author"/>
-        </w:rPr>
-      </w:pPr>
-      <w:bookmarkStart w:id="1688" w:name="ref-thurgood1999"/>
-      <w:bookmarkEnd w:id="1685"/>
-      <w:del w:id="1689" w:author="Author">
+          <w:del w:id="1688" w:author="Author"/>
+        </w:rPr>
+      </w:pPr>
+      <w:bookmarkStart w:id="1689" w:name="ref-thurgood1999"/>
+      <w:bookmarkEnd w:id="1686"/>
+      <w:del w:id="1690" w:author="Author">
         <w:r>
           <w:delText xml:space="preserve">Thurgood, Graham. 1999. From Ancient Cham to modern dialects: Two thousand years of language contact and change. </w:delText>
         </w:r>
@@ -17643,12 +17648,12 @@
       <w:pPr>
         <w:pStyle w:val="OLreferencelist"/>
         <w:rPr>
-          <w:ins w:id="1690" w:author="Author"/>
-        </w:rPr>
-      </w:pPr>
-      <w:bookmarkStart w:id="1691" w:name="ref-ward1963"/>
-      <w:bookmarkEnd w:id="1688"/>
-      <w:del w:id="1692" w:author="Author">
+          <w:ins w:id="1691" w:author="Author"/>
+        </w:rPr>
+      </w:pPr>
+      <w:bookmarkStart w:id="1692" w:name="ref-ward1963"/>
+      <w:bookmarkEnd w:id="1689"/>
+      <w:del w:id="1693" w:author="Author">
         <w:r>
           <w:delText xml:space="preserve">Ward, Joe H. 1963. Hierarchical grouping to optimize an objective function. </w:delText>
         </w:r>
@@ -17686,15 +17691,15 @@
       </w:del>
       <w:bookmarkEnd w:id="1540"/>
       <w:bookmarkEnd w:id="1558"/>
-      <w:bookmarkEnd w:id="1691"/>
-      <w:moveToRangeStart w:id="1693" w:author="Author" w:name="move242358500"/>
-      <w:moveTo w:id="1694" w:author="Author">
+      <w:bookmarkEnd w:id="1692"/>
+      <w:moveToRangeStart w:id="1694" w:author="Author" w:name="move242359915"/>
+      <w:moveTo w:id="1695" w:author="Author">
         <w:r>
           <w:t xml:space="preserve"> J. </w:t>
         </w:r>
       </w:moveTo>
-      <w:moveToRangeEnd w:id="1693"/>
-      <w:ins w:id="1695" w:author="Author">
+      <w:moveToRangeEnd w:id="1694"/>
+      <w:ins w:id="1696" w:author="Author">
         <w:r>
           <w:t>N. 1993. The drift towards final open syllables in Sulawesi languages. Oceanic Linguistics 32(1). 1–44. https://doi.org/10.2307/3623095.</w:t>
         </w:r>
@@ -17704,7 +17709,7 @@
       <w:pPr>
         <w:pStyle w:val="Bibliography"/>
       </w:pPr>
-      <w:ins w:id="1696" w:author="Author">
+      <w:ins w:id="1697" w:author="Author">
         <w:r>
           <w:t>White, Nicole, Rex Parsons, Gary Collins and Adrian Barnett. 2023. Evidence of questionable research practices in clinical prediction models. BMC Medicine 21. 339. https://doi.org/10.1186/s12916-023-03048-6.</w:t>
         </w:r>
@@ -17769,7 +17774,7 @@
     <w:pPr>
       <w:pStyle w:val="OLcopyrightfooter"/>
       <w:rPr>
-        <w:ins w:id="1699" w:author="Author"/>
+        <w:ins w:id="1700" w:author="Author"/>
       </w:rPr>
     </w:pPr>
   </w:p>
@@ -17777,10 +17782,10 @@
     <w:pPr>
       <w:pStyle w:val="OLcopyrightfooter"/>
       <w:rPr>
-        <w:ins w:id="1700" w:author="Author"/>
+        <w:ins w:id="1701" w:author="Author"/>
       </w:rPr>
     </w:pPr>
-    <w:ins w:id="1701" w:author="Author">
+    <w:ins w:id="1702" w:author="Author">
       <w:r>
         <w:rPr>
           <w:i/>
@@ -17802,7 +17807,7 @@
     <w:pPr>
       <w:pStyle w:val="Footer"/>
     </w:pPr>
-    <w:ins w:id="1702" w:author="Author">
+    <w:ins w:id="1703" w:author="Author">
       <w:r>
         <w:t>© by University of Hawai‘i Press, All rights reserved.</w:t>
       </w:r>
@@ -17827,7 +17832,7 @@
           <mc:AlternateContent>
             <mc:Choice Requires="wps">
               <w:drawing>
-                <wp:anchor distT="0" distB="0" distL="114300" distR="114300" simplePos="0" relativeHeight="251659264" behindDoc="0" locked="0" layoutInCell="1" allowOverlap="1" wp14:anchorId="357055A0" wp14:editId="3191B125">
+                <wp:anchor distT="0" distB="0" distL="114300" distR="114300" simplePos="0" relativeHeight="251659264" behindDoc="0" locked="0" layoutInCell="1" allowOverlap="1" wp14:anchorId="02578527" wp14:editId="729BCF3B">
                   <wp:simplePos x="0" y="0"/>
                   <wp:positionH relativeFrom="column">
                     <wp:posOffset>1560830</wp:posOffset>
@@ -17888,7 +17893,7 @@
             </mc:Choice>
             <mc:Fallback>
               <w:pict>
-                <v:shapetype w14:anchorId="1A72E97F" id="_x0000_t32" coordsize="21600,21600" o:spt="32" o:oned="t" path="m,l21600,21600e" filled="f">
+                <v:shapetype w14:anchorId="216393E5" id="_x0000_t32" coordsize="21600,21600" o:spt="32" o:oned="t" path="m,l21600,21600e" filled="f">
                   <v:path arrowok="t" fillok="f" o:connecttype="none"/>
                   <o:lock v:ext="edit" shapetype="t"/>
                 </v:shapetype>
@@ -17940,7 +17945,7 @@
     <w:pPr>
       <w:pStyle w:val="Header"/>
     </w:pPr>
-    <w:ins w:id="1697" w:author="Author">
+    <w:ins w:id="1698" w:author="Author">
       <w:r>
         <w:rPr>
           <w:i/>
@@ -17989,7 +17994,7 @@
     <w:pPr>
       <w:pStyle w:val="Header"/>
     </w:pPr>
-    <w:ins w:id="1698" w:author="Author">
+    <w:ins w:id="1699" w:author="Author">
       <w:r>
         <w:ptab w:relativeTo="margin" w:alignment="left" w:leader="none"/>
       </w:r>
@@ -18050,7 +18055,7 @@
   <w:abstractNum w:abstractNumId="0" w15:restartNumberingAfterBreak="0">
     <w:nsid w:val="0000A990"/>
     <w:multiLevelType w:val="multilevel"/>
-    <w:tmpl w:val="A55A119E"/>
+    <w:tmpl w:val="C952CA30"/>
     <w:lvl w:ilvl="0">
       <w:numFmt w:val="bullet"/>
       <w:lvlText w:val=" "/>
@@ -18127,7 +18132,7 @@
   <w:abstractNum w:abstractNumId="1" w15:restartNumberingAfterBreak="0">
     <w:nsid w:val="0000A991"/>
     <w:multiLevelType w:val="multilevel"/>
-    <w:tmpl w:val="B644D020"/>
+    <w:tmpl w:val="F8CA0BCA"/>
     <w:lvl w:ilvl="0">
       <w:numFmt w:val="bullet"/>
       <w:lvlText w:val=""/>
@@ -18231,7 +18236,7 @@
   <w:abstractNum w:abstractNumId="2" w15:restartNumberingAfterBreak="0">
     <w:nsid w:val="00A99201"/>
     <w:multiLevelType w:val="multilevel"/>
-    <w:tmpl w:val="A84E4ACA"/>
+    <w:tmpl w:val="45C05E38"/>
     <w:lvl w:ilvl="0">
       <w:start w:val="1"/>
       <w:numFmt w:val="decimal"/>
@@ -18314,10 +18319,10 @@
       </w:pPr>
     </w:lvl>
   </w:abstractNum>
-  <w:num w:numId="1" w16cid:durableId="1094477934">
+  <w:num w:numId="1" w16cid:durableId="1584605594">
     <w:abstractNumId w:val="0"/>
   </w:num>
-  <w:num w:numId="2" w16cid:durableId="1645890565">
+  <w:num w:numId="2" w16cid:durableId="1479373718">
     <w:abstractNumId w:val="2"/>
     <w:lvlOverride w:ilvl="0">
       <w:startOverride w:val="1"/>
@@ -18347,10 +18352,10 @@
       <w:startOverride w:val="1"/>
     </w:lvlOverride>
   </w:num>
-  <w:num w:numId="3" w16cid:durableId="1289318326">
+  <w:num w:numId="3" w16cid:durableId="1041982901">
     <w:abstractNumId w:val="1"/>
   </w:num>
-  <w:num w:numId="4" w16cid:durableId="61756237">
+  <w:num w:numId="4" w16cid:durableId="1404529174">
     <w:abstractNumId w:val="2"/>
     <w:lvlOverride w:ilvl="0">
       <w:startOverride w:val="1"/>
@@ -18380,10 +18385,10 @@
       <w:startOverride w:val="1"/>
     </w:lvlOverride>
   </w:num>
-  <w:num w:numId="5" w16cid:durableId="1905216882">
+  <w:num w:numId="5" w16cid:durableId="2066952493">
     <w:abstractNumId w:val="1"/>
   </w:num>
-  <w:num w:numId="6" w16cid:durableId="1352074480">
+  <w:num w:numId="6" w16cid:durableId="1075199083">
     <w:abstractNumId w:val="2"/>
     <w:lvlOverride w:ilvl="0">
       <w:startOverride w:val="1"/>
@@ -18413,13 +18418,13 @@
       <w:startOverride w:val="1"/>
     </w:lvlOverride>
   </w:num>
-  <w:num w:numId="7" w16cid:durableId="289938405">
+  <w:num w:numId="7" w16cid:durableId="248971467">
     <w:abstractNumId w:val="1"/>
   </w:num>
-  <w:num w:numId="8" w16cid:durableId="553197657">
+  <w:num w:numId="8" w16cid:durableId="1049769649">
     <w:abstractNumId w:val="1"/>
   </w:num>
-  <w:num w:numId="9" w16cid:durableId="211239396">
+  <w:num w:numId="9" w16cid:durableId="765927407">
     <w:abstractNumId w:val="2"/>
     <w:lvlOverride w:ilvl="0">
       <w:startOverride w:val="1"/>
@@ -18449,7 +18454,7 @@
       <w:startOverride w:val="1"/>
     </w:lvlOverride>
   </w:num>
-  <w:num w:numId="10" w16cid:durableId="355734696">
+  <w:num w:numId="10" w16cid:durableId="935790511">
     <w:abstractNumId w:val="2"/>
     <w:lvlOverride w:ilvl="0">
       <w:startOverride w:val="1"/>
@@ -19956,7 +19961,7 @@
     <w:name w:val="header"/>
     <w:basedOn w:val="Normal"/>
     <w:link w:val="HeaderChar"/>
-    <w:rsid w:val="00A16E32"/>
+    <w:rsid w:val="008866CB"/>
     <w:pPr>
       <w:tabs>
         <w:tab w:val="center" w:pos="4513"/>
@@ -19969,7 +19974,7 @@
     <w:name w:val="Header Char"/>
     <w:basedOn w:val="DefaultParagraphFont"/>
     <w:link w:val="Header"/>
-    <w:rsid w:val="00A16E32"/>
+    <w:rsid w:val="008866CB"/>
   </w:style>
   <w:style w:type="paragraph" w:customStyle="1" w:styleId="OLcopyrightfooter">
     <w:name w:val="OL copyright footer"/>
@@ -19995,7 +20000,7 @@
   <w:style w:type="paragraph" w:styleId="Revision">
     <w:name w:val="Revision"/>
     <w:hidden/>
-    <w:rsid w:val="00A16E32"/>
+    <w:rsid w:val="008866CB"/>
     <w:pPr>
       <w:spacing w:after="0"/>
     </w:pPr>
@@ -20303,7 +20308,7 @@
 </file>
 
 <file path=customXml/itemProps1.xml><?xml version="1.0" encoding="utf-8"?>
-<ds:datastoreItem xmlns:ds="http://schemas.openxmlformats.org/officeDocument/2006/customXml" ds:itemID="{7370679D-2A65-4A8F-84B3-083E8DC59717}">
+<ds:datastoreItem xmlns:ds="http://schemas.openxmlformats.org/officeDocument/2006/customXml" ds:itemID="{C90DCEB8-F4F4-4EAA-8D5C-481156AB83C6}">
   <ds:schemaRefs>
     <ds:schemaRef ds:uri="http://schemas.openxmlformats.org/officeDocument/2006/bibliography"/>
   </ds:schemaRefs>
